--- a/lgtm-presentation/network-policy-process-advisory.docx
+++ b/lgtm-presentation/network-policy-process-advisory.docx
@@ -12,7 +12,12 @@
     </w:p>
     <w:p>
       <w:r>
-        <w:t>A recommended approach for operationalizing in-cluster network segmentation on OpenShift, from perimeter-only to developer-owned NetworkPolicies.</w:t>
+        <w:t>A recommended approach for operationalizing in-cluster network segmentation</w:t>
+      </w:r>
+    </w:p>
+    <w:p>
+      <w:r>
+        <w:t>on OpenShift, from perimeter-only to developer-owned NetworkPolicies.</w:t>
       </w:r>
     </w:p>
     <w:p>
@@ -25,7 +30,12 @@
     </w:p>
     <w:p>
       <w:r>
-        <w:t>This is Red Hat's recommended approach to building a network policy process for an organization that:</w:t>
+        <w:t>This is Red Hat's recommended approach to building a network policy process</w:t>
+      </w:r>
+    </w:p>
+    <w:p>
+      <w:r>
+        <w:t>for an organization that:</w:t>
       </w:r>
     </w:p>
     <w:p>
@@ -38,7 +48,7 @@
     </w:p>
     <w:p>
       <w:r>
-        <w:t>traditional appliance (Palo Alto, Fortinet, etc.) today.</w:t>
+        <w:t xml:space="preserve">  traditional appliance (Palo Alto, Fortinet, etc.) today.</w:t>
       </w:r>
     </w:p>
     <w:p>
@@ -51,7 +61,7 @@
     </w:p>
     <w:p>
       <w:r>
-        <w:t>Kubernetes NetworkPolicy, AdminNetworkPolicy, and EgressFirewall.</w:t>
+        <w:t xml:space="preserve">  Kubernetes NetworkPolicy, AdminNetworkPolicy, and EgressFirewall.</w:t>
       </w:r>
     </w:p>
     <w:p>
@@ -64,7 +74,12 @@
     </w:p>
     <w:p>
       <w:r>
-        <w:t>a firewall rule and do not inherently know what traffic their applications require.</w:t>
+        <w:t xml:space="preserve">  a firewall rule and do not inherently know what traffic their applications</w:t>
+      </w:r>
+    </w:p>
+    <w:p>
+      <w:r>
+        <w:t xml:space="preserve">  require.</w:t>
       </w:r>
     </w:p>
     <w:p>
@@ -75,7 +90,17 @@
         <w:t>What this document is not:</w:t>
       </w:r>
       <w:r>
-        <w:t xml:space="preserve"> a tool selection exercise or an ownership assignment. It describes a process and a maturity path. Organizations apply it with the teams and tools they already have.</w:t>
+        <w:t xml:space="preserve"> a tool selection exercise or an ownership</w:t>
+      </w:r>
+    </w:p>
+    <w:p>
+      <w:r>
+        <w:t>assignment. It describes a process and a maturity path. Organizations apply</w:t>
+      </w:r>
+    </w:p>
+    <w:p>
+      <w:r>
+        <w:t>it with the teams and tools they already have.</w:t>
       </w:r>
     </w:p>
     <w:p>
@@ -88,12 +113,32 @@
     </w:p>
     <w:p>
       <w:r>
-        <w:t>Most organizations move through a four-phase maturity path. Trying to skip phases — jumping straight to developer-authored micro-segmentation — is the most common cause of stalled adoption.</w:t>
-      </w:r>
-    </w:p>
-    <w:p>
-      <w:r>
-        <w:t>The timeline for each phase depends on the organization's complexity, team capacity, and risk tolerance. The phases below are sequential — each builds on the previous — but the pace is agreed upon by the organization.</w:t>
+        <w:t>Most organizations move through a four-phase maturity path. Trying to skip</w:t>
+      </w:r>
+    </w:p>
+    <w:p>
+      <w:r>
+        <w:t>phases — jumping straight to developer-authored micro-segmentation — is the</w:t>
+      </w:r>
+    </w:p>
+    <w:p>
+      <w:r>
+        <w:t>most common cause of stalled adoption.</w:t>
+      </w:r>
+    </w:p>
+    <w:p>
+      <w:r>
+        <w:t>The timeline for each phase depends on the organization's complexity, team</w:t>
+      </w:r>
+    </w:p>
+    <w:p>
+      <w:r>
+        <w:t>capacity, and risk tolerance. The phases below are sequential — each builds</w:t>
+      </w:r>
+    </w:p>
+    <w:p>
+      <w:r>
+        <w:t>on the previous — but the pace is agreed upon by the organization.</w:t>
       </w:r>
     </w:p>
     <w:p>
@@ -111,7 +156,17 @@
     </w:p>
     <w:p>
       <w:r>
-        <w:t xml:space="preserve">Red Hat Advanced Cluster Security (ACS) automatically discovers network flows between deployments, namespaces, and external destinations. It builds a </w:t>
+        <w:t>Red Hat Advanced Cluster Security (ACS) automatically discovers network</w:t>
+      </w:r>
+    </w:p>
+    <w:p>
+      <w:r>
+        <w:t>flows between deployments, namespaces, and external destinations. It builds</w:t>
+      </w:r>
+    </w:p>
+    <w:p>
+      <w:r>
+        <w:t xml:space="preserve">a </w:t>
       </w:r>
       <w:r>
         <w:rPr>
@@ -120,7 +175,12 @@
         <w:t>network baseline</w:t>
       </w:r>
       <w:r>
-        <w:t xml:space="preserve"> — a map of every connection the cluster has seen — and renders it in the </w:t>
+        <w:t xml:space="preserve"> — a map of every connection the cluster has seen — and</w:t>
+      </w:r>
+    </w:p>
+    <w:p>
+      <w:r>
+        <w:t xml:space="preserve">renders it in the </w:t>
       </w:r>
       <w:r>
         <w:rPr>
@@ -129,12 +189,22 @@
         <w:t>Network Graph</w:t>
       </w:r>
       <w:r>
-        <w:t>. This baseline becomes the source of truth for what traffic is expected.</w:t>
-      </w:r>
-    </w:p>
-    <w:p>
-      <w:r>
-        <w:t>At this stage, nothing is denied. The goal is visibility. The firewall team and platform team review the ACS network graph together and identify:</w:t>
+        <w:t>. This baseline becomes the source of truth</w:t>
+      </w:r>
+    </w:p>
+    <w:p>
+      <w:r>
+        <w:t>for what traffic is expected.</w:t>
+      </w:r>
+    </w:p>
+    <w:p>
+      <w:r>
+        <w:t>At this stage, nothing is denied. The goal is visibility. The firewall team</w:t>
+      </w:r>
+    </w:p>
+    <w:p>
+      <w:r>
+        <w:t>and platform team review the ACS network graph together and identify:</w:t>
       </w:r>
     </w:p>
     <w:p>
@@ -177,7 +247,22 @@
         <w:t>What Red Hat typically sees:</w:t>
       </w:r>
       <w:r>
-        <w:t xml:space="preserve"> customers are surprised by the volume of east-west traffic they did not know existed — service-to-service connections that were never documented because the perimeter firewall was the only control plane.</w:t>
+        <w:t xml:space="preserve"> customers are surprised by the volume of</w:t>
+      </w:r>
+    </w:p>
+    <w:p>
+      <w:r>
+        <w:t>east-west traffic they did not know existed — service-to-service connections</w:t>
+      </w:r>
+    </w:p>
+    <w:p>
+      <w:r>
+        <w:t>that were never documented because the perimeter firewall was the only</w:t>
+      </w:r>
+    </w:p>
+    <w:p>
+      <w:r>
+        <w:t>control plane.</w:t>
       </w:r>
     </w:p>
     <w:p>
@@ -199,16 +284,27 @@
         <w:t>default-deny</w:t>
       </w:r>
       <w:r>
-        <w:t xml:space="preserve"> NetworkPolicy in every namespace. This is the single highest-impact security measure — without it, any pod can reach any other pod in the cluster.</w:t>
-      </w:r>
-    </w:p>
-    <w:p>
-      <w:pPr>
-        <w:spacing w:before="120" w:after="120"/>
+        <w:t xml:space="preserve"> NetworkPolicy in every namespace. This is the single</w:t>
+      </w:r>
+    </w:p>
+    <w:p>
+      <w:r>
+        <w:t>highest-impact security measure — without it, any pod can reach any other</w:t>
+      </w:r>
+    </w:p>
+    <w:p>
+      <w:r>
+        <w:t>pod in the cluster.</w:t>
+      </w:r>
+    </w:p>
+    <w:p>
+      <w:pPr>
+        <w:spacing w:after="160"/>
+        <w:shd w:fill="F5F5F5" w:val="clear"/>
       </w:pPr>
       <w:r>
         <w:rPr>
-          <w:rFonts w:ascii="Courier New" w:hAnsi="Courier New"/>
+          <w:rFonts w:ascii="Consolas" w:hAnsi="Consolas"/>
           <w:color w:val="333333"/>
           <w:sz w:val="18"/>
         </w:rPr>
@@ -244,17 +340,35 @@
         <w:t>auto-generate NetworkPolicy YAML</w:t>
       </w:r>
       <w:r>
-        <w:t xml:space="preserve"> from the observed baseline. ACS generates a single policy per deployment (named </w:t>
-      </w:r>
+        <w:t xml:space="preserve"> from the</w:t>
+      </w:r>
+    </w:p>
+    <w:p>
+      <w:r>
+        <w:t>observed baseline. ACS generates a single policy per deployment (named</w:t>
+      </w:r>
+    </w:p>
+    <w:p>
       <w:r>
         <w:rPr>
-          <w:rFonts w:ascii="Courier New" w:hAnsi="Courier New"/>
+          <w:rFonts w:ascii="Consolas" w:hAnsi="Consolas"/>
+          <w:color w:val="CC0000"/>
           <w:sz w:val="20"/>
         </w:rPr>
         <w:t>stackrox-generated-&lt;deployment&gt;</w:t>
       </w:r>
       <w:r>
-        <w:t xml:space="preserve">), with ingress rules based on observed source pods and namespace selectors. These generated policies are a starting point — they capture what traffic </w:t>
+        <w:t>), with ingress rules based on observed</w:t>
+      </w:r>
+    </w:p>
+    <w:p>
+      <w:r>
+        <w:t>source pods and namespace selectors. These generated policies are a starting</w:t>
+      </w:r>
+    </w:p>
+    <w:p>
+      <w:r>
+        <w:t xml:space="preserve">point — they capture what traffic </w:t>
       </w:r>
       <w:r>
         <w:rPr>
@@ -277,7 +391,17 @@
     </w:p>
     <w:p>
       <w:r>
-        <w:t>The platform team reviews the generated policies, removes any connections that should not have existed (the audit value of this step is significant), and applies the cleaned-up policies alongside the default-deny.</w:t>
+        <w:t>The platform team reviews the generated policies, removes any connections</w:t>
+      </w:r>
+    </w:p>
+    <w:p>
+      <w:r>
+        <w:t>that should not have existed (the audit value of this step is significant),</w:t>
+      </w:r>
+    </w:p>
+    <w:p>
+      <w:r>
+        <w:t>and applies the cleaned-up policies alongside the default-deny.</w:t>
       </w:r>
     </w:p>
     <w:p>
@@ -288,7 +412,27 @@
         <w:t>What Red Hat typically sees:</w:t>
       </w:r>
       <w:r>
-        <w:t xml:space="preserve"> the first default-deny rollout in a non-prod namespace immediately reveals undocumented dependencies — a monitoring agent that scrapes every pod, a legacy batch job that connects to an external database, a sidecar that phones home to a SaaS endpoint. Discovering these in dev or test is the point.</w:t>
+        <w:t xml:space="preserve"> the first default-deny rollout in a non-prod</w:t>
+      </w:r>
+    </w:p>
+    <w:p>
+      <w:r>
+        <w:t>namespace immediately reveals undocumented dependencies — a monitoring agent</w:t>
+      </w:r>
+    </w:p>
+    <w:p>
+      <w:r>
+        <w:t>that scrapes every pod, a legacy batch job that connects to an external</w:t>
+      </w:r>
+    </w:p>
+    <w:p>
+      <w:r>
+        <w:t>database, a sidecar that phones home to a SaaS endpoint. Discovering these</w:t>
+      </w:r>
+    </w:p>
+    <w:p>
+      <w:r>
+        <w:t>in dev or test is the point.</w:t>
       </w:r>
     </w:p>
     <w:p>
@@ -301,7 +445,12 @@
     </w:p>
     <w:p>
       <w:r>
-        <w:t xml:space="preserve">With baseline policies in place, the platform team introduces cluster-scoped guardrails using OpenShift's </w:t>
+        <w:t>With baseline policies in place, the platform team introduces cluster-scoped</w:t>
+      </w:r>
+    </w:p>
+    <w:p>
+      <w:r>
+        <w:t xml:space="preserve">guardrails using OpenShift's </w:t>
       </w:r>
       <w:r>
         <w:rPr>
@@ -310,8 +459,10 @@
         <w:t>AdminNetworkPolicy (ANP)</w:t>
       </w:r>
       <w:r>
-        <w:t xml:space="preserve"> and </w:t>
-      </w:r>
+        <w:t xml:space="preserve"> and</w:t>
+      </w:r>
+    </w:p>
+    <w:p>
       <w:r>
         <w:rPr>
           <w:b/>
@@ -324,7 +475,17 @@
     </w:p>
     <w:p>
       <w:r>
-        <w:t>These are the policies the platform team owns — they cannot be overridden by developers, and they establish the security boundaries that all applications inherit.</w:t>
+        <w:t>These are the policies the platform team owns — they cannot be overridden by</w:t>
+      </w:r>
+    </w:p>
+    <w:p>
+      <w:r>
+        <w:t>developers, and they establish the security boundaries that all applications</w:t>
+      </w:r>
+    </w:p>
+    <w:p>
+      <w:r>
+        <w:t>inherit.</w:t>
       </w:r>
     </w:p>
     <w:p>
@@ -337,7 +498,22 @@
     </w:p>
     <w:p>
       <w:r>
-        <w:t>App teams begin authoring and owning their own namespace-scoped NetworkPolicies. They do this via pull request, with CI validation and platform team review. The process section later in this document describes this workflow in detail.</w:t>
+        <w:t>App teams begin authoring and owning their own namespace-scoped</w:t>
+      </w:r>
+    </w:p>
+    <w:p>
+      <w:r>
+        <w:t>NetworkPolicies. They do this via pull request, with CI validation and</w:t>
+      </w:r>
+    </w:p>
+    <w:p>
+      <w:r>
+        <w:t>platform team review. The process section later in this document describes</w:t>
+      </w:r>
+    </w:p>
+    <w:p>
+      <w:r>
+        <w:t>this workflow in detail.</w:t>
       </w:r>
     </w:p>
     <w:p>
@@ -350,7 +526,17 @@
     </w:p>
     <w:p>
       <w:r>
-        <w:t>OpenShift's OVN-Kubernetes network plugin evaluates traffic against three tiers of policy, in order. Understanding this model is critical — it determines who controls what and where overrides are possible.</w:t>
+        <w:t>OpenShift's OVN-Kubernetes network plugin evaluates traffic against three</w:t>
+      </w:r>
+    </w:p>
+    <w:p>
+      <w:r>
+        <w:t>tiers of policy, in order. Understanding this model is critical — it</w:t>
+      </w:r>
+    </w:p>
+    <w:p>
+      <w:r>
+        <w:t>determines who controls what and where overrides are possible.</w:t>
       </w:r>
     </w:p>
     <w:p>
@@ -442,7 +628,17 @@
     </w:p>
     <w:p>
       <w:r>
-        <w:t xml:space="preserve">ANP is where the platform team enforces non-negotiable rules: deny traffic to the control plane from application namespaces, allow monitoring agents to scrape all pods, deny cross-environment traffic (dev → prod). A </w:t>
+        <w:t>ANP is where the platform team enforces non-negotiable rules: deny traffic</w:t>
+      </w:r>
+    </w:p>
+    <w:p>
+      <w:r>
+        <w:t>to the control plane from application namespaces, allow monitoring agents</w:t>
+      </w:r>
+    </w:p>
+    <w:p>
+      <w:r>
+        <w:t xml:space="preserve">to scrape all pods, deny cross-environment traffic (dev → prod). A </w:t>
       </w:r>
       <w:r>
         <w:rPr>
@@ -450,8 +646,15 @@
         </w:rPr>
         <w:t>Pass</w:t>
       </w:r>
-      <w:r>
-        <w:t xml:space="preserve"> rule explicitly delegates the decision to the next tier (NetworkPolicy), which is how the platform team says "app teams, this one is yours to decide."</w:t>
+    </w:p>
+    <w:p>
+      <w:r>
+        <w:t>rule explicitly delegates the decision to the next tier (NetworkPolicy),</w:t>
+      </w:r>
+    </w:p>
+    <w:p>
+      <w:r>
+        <w:t>which is how the platform team says "app teams, this one is yours to decide."</w:t>
       </w:r>
     </w:p>
     <w:p>
@@ -466,14 +669,17 @@
       </w:r>
       <w:r>
         <w:rPr>
-          <w:rFonts w:ascii="Courier New" w:hAnsi="Courier New"/>
+          <w:rFonts w:ascii="Consolas" w:hAnsi="Consolas"/>
+          <w:color w:val="CC0000"/>
           <w:sz w:val="20"/>
         </w:rPr>
         <w:t>{}</w:t>
       </w:r>
       <w:r>
-        <w:t xml:space="preserve">) matches </w:t>
-      </w:r>
+        <w:t>) matches</w:t>
+      </w:r>
+    </w:p>
+    <w:p>
       <w:r>
         <w:rPr>
           <w:i/>
@@ -485,7 +691,8 @@
       </w:r>
       <w:r>
         <w:rPr>
-          <w:rFonts w:ascii="Courier New" w:hAnsi="Courier New"/>
+          <w:rFonts w:ascii="Consolas" w:hAnsi="Consolas"/>
+          <w:color w:val="CC0000"/>
           <w:sz w:val="20"/>
         </w:rPr>
         <w:t>openshift-*</w:t>
@@ -495,13 +702,19 @@
       </w:r>
       <w:r>
         <w:rPr>
-          <w:rFonts w:ascii="Courier New" w:hAnsi="Courier New"/>
+          <w:rFonts w:ascii="Consolas" w:hAnsi="Consolas"/>
+          <w:color w:val="CC0000"/>
           <w:sz w:val="20"/>
         </w:rPr>
         <w:t>kube-system</w:t>
       </w:r>
       <w:r>
-        <w:t>. Use workload- specific label selectors. An overly broad ANP can lock the cluster.</w:t>
+        <w:t>. Use workload-</w:t>
+      </w:r>
+    </w:p>
+    <w:p>
+      <w:r>
+        <w:t>specific label selectors. An overly broad ANP can lock the cluster.</w:t>
       </w:r>
     </w:p>
     <w:p>
@@ -556,7 +769,22 @@
     </w:p>
     <w:p>
       <w:r>
-        <w:t>This is the standard Kubernetes NetworkPolicy API. App teams use it to define which pods in their namespace accept traffic from which sources, on which ports. Traffic that matches an ANP Allow or Deny rule never reaches this tier — it is only evaluated if the ANP passed the traffic through.</w:t>
+        <w:t>This is the standard Kubernetes NetworkPolicy API. App teams use it to</w:t>
+      </w:r>
+    </w:p>
+    <w:p>
+      <w:r>
+        <w:t>define which pods in their namespace accept traffic from which sources, on</w:t>
+      </w:r>
+    </w:p>
+    <w:p>
+      <w:r>
+        <w:t>which ports. Traffic that matches an ANP Allow or Deny rule never reaches</w:t>
+      </w:r>
+    </w:p>
+    <w:p>
+      <w:r>
+        <w:t>this tier — it is only evaluated if the ANP passed the traffic through.</w:t>
       </w:r>
     </w:p>
     <w:p>
@@ -634,34 +862,105 @@
     </w:p>
     <w:p>
       <w:r>
-        <w:t xml:space="preserve">BANP is the safety net. It catches traffic that was passed by the ANP and not matched by any NetworkPolicy. The recommended use is </w:t>
-      </w:r>
+        <w:t>BANP is the safety net. It catches traffic that was passed by the ANP and</w:t>
+      </w:r>
+    </w:p>
+    <w:p>
+      <w:r>
+        <w:t>not matched by any NetworkPolicy. The recommended use is **default-deny at</w:t>
+      </w:r>
+    </w:p>
+    <w:p>
+      <w:r>
+        <w:t>the BANP tier** — if no ANP rule and no NetworkPolicy allows it, BANP denies</w:t>
+      </w:r>
+    </w:p>
+    <w:p>
+      <w:r>
+        <w:t>it. This means that a namespace with no NetworkPolicies at all still has a</w:t>
+      </w:r>
+    </w:p>
+    <w:p>
+      <w:r>
+        <w:t>default-deny posture, without requiring the app team to create the</w:t>
+      </w:r>
+    </w:p>
+    <w:p>
+      <w:r>
+        <w:t>default-deny policy themselves.</w:t>
+      </w:r>
+    </w:p>
+    <w:p>
+      <w:pPr>
+        <w:pStyle w:val="Heading3"/>
+      </w:pPr>
+      <w:r>
+        <w:t>How the tiers compose</w:t>
+      </w:r>
+    </w:p>
+    <w:p>
+      <w:pPr>
+        <w:jc w:val="center"/>
+      </w:pPr>
       <w:r>
         <w:rPr>
-          <w:b/>
+          <w:i/>
+          <w:color w:val="666666"/>
+          <w:sz w:val="20"/>
         </w:rPr>
-        <w:t>default-deny at the BANP tier</w:t>
-      </w:r>
-      <w:r>
-        <w:t xml:space="preserve"> — if no ANP rule and no NetworkPolicy allows it, BANP denies it. This means that a namespace with no NetworkPolicies at all still has a default-deny posture, without requiring the app team to create the default-deny policy themselves.</w:t>
-      </w:r>
-    </w:p>
-    <w:p>
-      <w:pPr>
-        <w:pStyle w:val="Heading3"/>
-      </w:pPr>
-      <w:r>
-        <w:t>How the tiers compose</w:t>
-      </w:r>
-    </w:p>
-    <w:p>
-      <w:r>
         <w:t>Diagram: advisory-tier-evaluation — OVN-Kubernetes three-tier policy evaluation</w:t>
       </w:r>
     </w:p>
     <w:p>
-      <w:r>
-        <w:t>[Diagram: Three-tier policy evaluation]</w:t>
+      <w:pPr>
+        <w:jc w:val="center"/>
+      </w:pPr>
+      <w:r>
+        <w:drawing>
+          <wp:inline xmlns:a="http://schemas.openxmlformats.org/drawingml/2006/main" xmlns:pic="http://schemas.openxmlformats.org/drawingml/2006/picture">
+            <wp:extent cx="5029200" cy="2683437"/>
+            <wp:docPr id="1" name="Picture 1"/>
+            <wp:cNvGraphicFramePr>
+              <a:graphicFrameLocks noChangeAspect="1"/>
+            </wp:cNvGraphicFramePr>
+            <a:graphic>
+              <a:graphicData uri="http://schemas.openxmlformats.org/drawingml/2006/picture">
+                <pic:pic>
+                  <pic:nvPicPr>
+                    <pic:cNvPr id="0" name="image.png"/>
+                    <pic:cNvPicPr/>
+                  </pic:nvPicPr>
+                  <pic:blipFill>
+                    <a:blip r:embed="rId9"/>
+                    <a:stretch>
+                      <a:fillRect/>
+                    </a:stretch>
+                  </pic:blipFill>
+                  <pic:spPr>
+                    <a:xfrm>
+                      <a:off x="0" y="0"/>
+                      <a:ext cx="5029200" cy="2683437"/>
+                    </a:xfrm>
+                    <a:prstGeom prst="rect"/>
+                  </pic:spPr>
+                </pic:pic>
+              </a:graphicData>
+            </a:graphic>
+          </wp:inline>
+        </w:drawing>
+      </w:r>
+    </w:p>
+    <w:p>
+      <w:pPr>
+        <w:jc w:val="center"/>
+      </w:pPr>
+      <w:r>
+        <w:rPr>
+          <w:i/>
+          <w:color w:val="666666"/>
+          <w:sz w:val="18"/>
+        </w:rPr>
+        <w:t>Three-tier policy evaluation</w:t>
       </w:r>
     </w:p>
     <w:p>
@@ -672,7 +971,27 @@
         <w:t>The value proposition for the customer:</w:t>
       </w:r>
       <w:r>
-        <w:t xml:space="preserve"> the platform team controls tiers 1 and 3 (the guardrails). Developers control tier 2 (their application's policies). Even if a developer writes no NetworkPolicies at all, the BANP default-deny ensures the namespace is not wide open. This directly addresses the developer skill gap — the platform provides safety by default.</w:t>
+        <w:t xml:space="preserve"> the platform team controls tiers</w:t>
+      </w:r>
+    </w:p>
+    <w:p>
+      <w:r>
+        <w:t>1 and 3 (the guardrails). Developers control tier 2 (their application's</w:t>
+      </w:r>
+    </w:p>
+    <w:p>
+      <w:r>
+        <w:t>policies). Even if a developer writes no NetworkPolicies at all, the BANP</w:t>
+      </w:r>
+    </w:p>
+    <w:p>
+      <w:r>
+        <w:t>default-deny ensures the namespace is not wide open. This directly addresses</w:t>
+      </w:r>
+    </w:p>
+    <w:p>
+      <w:r>
+        <w:t>the developer skill gap — the platform provides safety by default.</w:t>
       </w:r>
     </w:p>
     <w:p>
@@ -685,7 +1004,22 @@
     </w:p>
     <w:p>
       <w:r>
-        <w:t>Developers are not firewall engineers. Expecting them to author network policies from scratch — knowing which ports their services listen on, which upstream services call them, and which external endpoints they need — is unrealistic at the start. Red Hat recommends four complementary approaches:</w:t>
+        <w:t>Developers are not firewall engineers. Expecting them to author network</w:t>
+      </w:r>
+    </w:p>
+    <w:p>
+      <w:r>
+        <w:t>policies from scratch — knowing which ports their services listen on, which</w:t>
+      </w:r>
+    </w:p>
+    <w:p>
+      <w:r>
+        <w:t>upstream services call them, and which external endpoints they need — is</w:t>
+      </w:r>
+    </w:p>
+    <w:p>
+      <w:r>
+        <w:t>unrealistic at the start. Red Hat recommends four complementary approaches:</w:t>
       </w:r>
     </w:p>
     <w:p>
@@ -698,7 +1032,17 @@
     </w:p>
     <w:p>
       <w:r>
-        <w:t xml:space="preserve">ACS observes actual traffic for a configurable window, then generates NetworkPolicy YAML that matches the observed flows. The developer's job is to </w:t>
+        <w:t>ACS observes actual traffic for a configurable window, then generates</w:t>
+      </w:r>
+    </w:p>
+    <w:p>
+      <w:r>
+        <w:t>NetworkPolicy YAML that matches the observed flows. The developer's job is</w:t>
+      </w:r>
+    </w:p>
+    <w:p>
+      <w:r>
+        <w:t xml:space="preserve">to </w:t>
       </w:r>
       <w:r>
         <w:rPr>
@@ -707,12 +1051,37 @@
         <w:t>review</w:t>
       </w:r>
       <w:r>
-        <w:t xml:space="preserve"> the generated policy — "does this look right? should this connection exist?" — not to author it from scratch. This inverts the skill requirement: reviewing a concrete policy is dramatically easier than writing one from zero.</w:t>
-      </w:r>
-    </w:p>
-    <w:p>
-      <w:r>
-        <w:t>Over time, as developers become familiar with the policy format, they begin modifying and authoring policies directly. But the starting point is always a generated baseline, not a blank file.</w:t>
+        <w:t xml:space="preserve"> the generated policy — "does this look right? should this</w:t>
+      </w:r>
+    </w:p>
+    <w:p>
+      <w:r>
+        <w:t>connection exist?" — not to author it from scratch. This inverts the skill</w:t>
+      </w:r>
+    </w:p>
+    <w:p>
+      <w:r>
+        <w:t>requirement: reviewing a concrete policy is dramatically easier than writing</w:t>
+      </w:r>
+    </w:p>
+    <w:p>
+      <w:r>
+        <w:t>one from zero.</w:t>
+      </w:r>
+    </w:p>
+    <w:p>
+      <w:r>
+        <w:t>Over time, as developers become familiar with the policy format, they begin</w:t>
+      </w:r>
+    </w:p>
+    <w:p>
+      <w:r>
+        <w:t>modifying and authoring policies directly. But the starting point is always</w:t>
+      </w:r>
+    </w:p>
+    <w:p>
+      <w:r>
+        <w:t>a generated baseline, not a blank file.</w:t>
       </w:r>
     </w:p>
     <w:p>
@@ -725,7 +1094,12 @@
     </w:p>
     <w:p>
       <w:r>
-        <w:t>The platform team maintains a library of NetworkPolicy templates for common workload archetypes:</w:t>
+        <w:t>The platform team maintains a library of NetworkPolicy templates for common</w:t>
+      </w:r>
+    </w:p>
+    <w:p>
+      <w:r>
+        <w:t>workload archetypes:</w:t>
       </w:r>
     </w:p>
     <w:p>
@@ -744,7 +1118,7 @@
     </w:p>
     <w:p>
       <w:r>
-        <w:t>port 8080/8443, allows egress to backend services and the database.</w:t>
+        <w:t xml:space="preserve">  port 8080/8443, allows egress to backend services and the database.</w:t>
       </w:r>
     </w:p>
     <w:p>
@@ -763,7 +1137,7 @@
     </w:p>
     <w:p>
       <w:r>
-        <w:t>egress to the database and Kafka.</w:t>
+        <w:t xml:space="preserve">  egress to the database and Kafka.</w:t>
       </w:r>
     </w:p>
     <w:p>
@@ -782,7 +1156,7 @@
     </w:p>
     <w:p>
       <w:r>
-        <w:t>external endpoints.</w:t>
+        <w:t xml:space="preserve">  external endpoints.</w:t>
       </w:r>
     </w:p>
     <w:p>
@@ -801,12 +1175,27 @@
     </w:p>
     <w:p>
       <w:r>
-        <w:t>no egress.</w:t>
-      </w:r>
-    </w:p>
-    <w:p>
-      <w:r>
-        <w:t>Developers pick the template that matches their workload, customize the namespace and label selectors, and submit a PR. The template handles the hard parts (deny-all baseline, correct policyTypes, CIDR ranges for external services).</w:t>
+        <w:t xml:space="preserve">  no egress.</w:t>
+      </w:r>
+    </w:p>
+    <w:p>
+      <w:r>
+        <w:t>Developers pick the template that matches their workload, customize the</w:t>
+      </w:r>
+    </w:p>
+    <w:p>
+      <w:r>
+        <w:t>namespace and label selectors, and submit a PR. The template handles the</w:t>
+      </w:r>
+    </w:p>
+    <w:p>
+      <w:r>
+        <w:t>hard parts (deny-all baseline, correct policyTypes, CIDR ranges for external</w:t>
+      </w:r>
+    </w:p>
+    <w:p>
+      <w:r>
+        <w:t>services).</w:t>
       </w:r>
     </w:p>
     <w:p>
@@ -819,7 +1208,32 @@
     </w:p>
     <w:p>
       <w:r>
-        <w:t>With a BANP configured to deny traffic that no other policy allows, a developer who deploys a new service without any NetworkPolicy gets default-deny behavior automatically. Their service cannot send or receive traffic until they (or the platform) create a policy. This is strict but safe — it converts "I forgot to write a policy" from a security gap into a connectivity issue that surfaces immediately in testing.</w:t>
+        <w:t>With a BANP configured to deny traffic that no other policy allows, a</w:t>
+      </w:r>
+    </w:p>
+    <w:p>
+      <w:r>
+        <w:t>developer who deploys a new service without any NetworkPolicy gets</w:t>
+      </w:r>
+    </w:p>
+    <w:p>
+      <w:r>
+        <w:t>default-deny behavior automatically. Their service cannot send or receive</w:t>
+      </w:r>
+    </w:p>
+    <w:p>
+      <w:r>
+        <w:t>traffic until they (or the platform) create a policy. This is strict but</w:t>
+      </w:r>
+    </w:p>
+    <w:p>
+      <w:r>
+        <w:t>safe — it converts "I forgot to write a policy" from a security gap into a</w:t>
+      </w:r>
+    </w:p>
+    <w:p>
+      <w:r>
+        <w:t>connectivity issue that surfaces immediately in testing.</w:t>
       </w:r>
     </w:p>
     <w:p>
@@ -832,7 +1246,12 @@
     </w:p>
     <w:p>
       <w:r>
-        <w:t>When a new namespace is provisioned (via GitOps, a self-service portal, or an operator), the provisioning process automatically includes:</w:t>
+        <w:t>When a new namespace is provisioned (via GitOps, a self-service portal, or</w:t>
+      </w:r>
+    </w:p>
+    <w:p>
+      <w:r>
+        <w:t>an operator), the provisioning process automatically includes:</w:t>
       </w:r>
     </w:p>
     <w:p>
@@ -860,7 +1279,8 @@
       </w:r>
       <w:r>
         <w:rPr>
-          <w:rFonts w:ascii="Courier New" w:hAnsi="Courier New"/>
+          <w:rFonts w:ascii="Consolas" w:hAnsi="Consolas"/>
+          <w:color w:val="CC0000"/>
           <w:sz w:val="20"/>
         </w:rPr>
         <w:t>policies/</w:t>
@@ -879,7 +1299,17 @@
     </w:p>
     <w:p>
       <w:r>
-        <w:t>The developer starts with a working, secured namespace. They never see the "everything is open, now lock it down" starting point that leads to procrastination.</w:t>
+        <w:t>The developer starts with a working, secured namespace. They never see the</w:t>
+      </w:r>
+    </w:p>
+    <w:p>
+      <w:r>
+        <w:t>"everything is open, now lock it down" starting point that leads to</w:t>
+      </w:r>
+    </w:p>
+    <w:p>
+      <w:r>
+        <w:t>procrastination.</w:t>
       </w:r>
     </w:p>
     <w:p>
@@ -892,7 +1322,12 @@
     </w:p>
     <w:p>
       <w:r>
-        <w:t xml:space="preserve">Network policy changes follow the same CI/CD pipeline as application code. The principle is the same: </w:t>
+        <w:t>Network policy changes follow the same CI/CD pipeline as application code.</w:t>
+      </w:r>
+    </w:p>
+    <w:p>
+      <w:r>
+        <w:t xml:space="preserve">The principle is the same: </w:t>
       </w:r>
       <w:r>
         <w:rPr>
@@ -910,13 +1345,68 @@
       </w:r>
     </w:p>
     <w:p>
-      <w:r>
+      <w:pPr>
+        <w:jc w:val="center"/>
+      </w:pPr>
+      <w:r>
+        <w:rPr>
+          <w:i/>
+          <w:color w:val="666666"/>
+          <w:sz w:val="20"/>
+        </w:rPr>
         <w:t>Diagram: advisory-ci-pipeline — network policy CI/CD pipeline</w:t>
       </w:r>
     </w:p>
     <w:p>
-      <w:r>
-        <w:t>[Diagram: Policy CI/CD pipeline]</w:t>
+      <w:pPr>
+        <w:jc w:val="center"/>
+      </w:pPr>
+      <w:r>
+        <w:drawing>
+          <wp:inline xmlns:a="http://schemas.openxmlformats.org/drawingml/2006/main" xmlns:pic="http://schemas.openxmlformats.org/drawingml/2006/picture">
+            <wp:extent cx="5029200" cy="1709928"/>
+            <wp:docPr id="2" name="Picture 2"/>
+            <wp:cNvGraphicFramePr>
+              <a:graphicFrameLocks noChangeAspect="1"/>
+            </wp:cNvGraphicFramePr>
+            <a:graphic>
+              <a:graphicData uri="http://schemas.openxmlformats.org/drawingml/2006/picture">
+                <pic:pic>
+                  <pic:nvPicPr>
+                    <pic:cNvPr id="0" name="image.png"/>
+                    <pic:cNvPicPr/>
+                  </pic:nvPicPr>
+                  <pic:blipFill>
+                    <a:blip r:embed="rId10"/>
+                    <a:stretch>
+                      <a:fillRect/>
+                    </a:stretch>
+                  </pic:blipFill>
+                  <pic:spPr>
+                    <a:xfrm>
+                      <a:off x="0" y="0"/>
+                      <a:ext cx="5029200" cy="1709928"/>
+                    </a:xfrm>
+                    <a:prstGeom prst="rect"/>
+                  </pic:spPr>
+                </pic:pic>
+              </a:graphicData>
+            </a:graphic>
+          </wp:inline>
+        </w:drawing>
+      </w:r>
+    </w:p>
+    <w:p>
+      <w:pPr>
+        <w:jc w:val="center"/>
+      </w:pPr>
+      <w:r>
+        <w:rPr>
+          <w:i/>
+          <w:color w:val="666666"/>
+          <w:sz w:val="18"/>
+        </w:rPr>
+        <w:t>Policy CI/CD pipeline</w:t>
       </w:r>
     </w:p>
     <w:p>
@@ -940,7 +1430,7 @@
     </w:p>
     <w:p>
       <w:r>
-        <w:t>against the policy repo.</w:t>
+        <w:t xml:space="preserve">   against the policy repo.</w:t>
       </w:r>
     </w:p>
     <w:p>
@@ -963,7 +1453,8 @@
       </w:r>
       <w:r>
         <w:rPr>
-          <w:rFonts w:ascii="Courier New" w:hAnsi="Courier New"/>
+          <w:rFonts w:ascii="Consolas" w:hAnsi="Consolas"/>
+          <w:color w:val="CC0000"/>
           <w:sz w:val="20"/>
         </w:rPr>
         <w:t>oc apply --dry-run=client</w:t>
@@ -982,17 +1473,44 @@
     </w:p>
     <w:p>
       <w:r>
-        <w:t xml:space="preserve">required labels, port range limits) - ACS build-time — validate against known baselines and flag policies that would allow traffic outside the baseline - Dry-run apply — </w:t>
+        <w:t xml:space="preserve">     required labels, port range limits)</w:t>
+      </w:r>
+    </w:p>
+    <w:p>
+      <w:pPr>
+        <w:pStyle w:val="ListBullet"/>
+      </w:pPr>
+      <w:r>
+        <w:t>ACS build-time — validate against known baselines and flag policies that</w:t>
+      </w:r>
+    </w:p>
+    <w:p>
+      <w:r>
+        <w:t xml:space="preserve">     would allow traffic outside the baseline</w:t>
+      </w:r>
+    </w:p>
+    <w:p>
+      <w:pPr>
+        <w:pStyle w:val="ListBullet"/>
+      </w:pPr>
+      <w:r>
+        <w:t xml:space="preserve">Dry-run apply — </w:t>
       </w:r>
       <w:r>
         <w:rPr>
-          <w:rFonts w:ascii="Courier New" w:hAnsi="Courier New"/>
+          <w:rFonts w:ascii="Consolas" w:hAnsi="Consolas"/>
+          <w:color w:val="CC0000"/>
           <w:sz w:val="20"/>
         </w:rPr>
         <w:t>oc apply --dry-run=server</w:t>
       </w:r>
       <w:r>
-        <w:t xml:space="preserve"> against a staging cluster (catches admission denials, quota issues)</w:t>
+        <w:t xml:space="preserve"> against a staging cluster</w:t>
+      </w:r>
+    </w:p>
+    <w:p>
+      <w:r>
+        <w:t xml:space="preserve">     (catches admission denials, quota issues)</w:t>
       </w:r>
     </w:p>
     <w:p>
@@ -1011,7 +1529,12 @@
     </w:p>
     <w:p>
       <w:r>
-        <w:t>team authors NetworkPolicies (platform reviews), platform authors ANP/BANP/EgressFirewall (firewall/security reviews).</w:t>
+        <w:t xml:space="preserve">   team authors NetworkPolicies (platform reviews), platform authors</w:t>
+      </w:r>
+    </w:p>
+    <w:p>
+      <w:r>
+        <w:t xml:space="preserve">   ANP/BANP/EgressFirewall (firewall/security reviews).</w:t>
       </w:r>
     </w:p>
     <w:p>
@@ -1030,7 +1553,12 @@
     </w:p>
     <w:p>
       <w:r>
-        <w:t>staging cluster, smoke tests validate connectivity, then syncs to production.</w:t>
+        <w:t xml:space="preserve">   staging cluster, smoke tests validate connectivity, then syncs to</w:t>
+      </w:r>
+    </w:p>
+    <w:p>
+      <w:r>
+        <w:t xml:space="preserve">   production.</w:t>
       </w:r>
     </w:p>
     <w:p>
@@ -1049,7 +1577,7 @@
     </w:p>
     <w:p>
       <w:r>
-        <w:t>flows, OVN-Kubernetes flow logs confirm deny counts are expected.</w:t>
+        <w:t xml:space="preserve">   flows, OVN-Kubernetes flow logs confirm deny counts are expected.</w:t>
       </w:r>
     </w:p>
     <w:p>
@@ -1062,7 +1590,32 @@
     </w:p>
     <w:p>
       <w:r>
-        <w:t>Starting with ACS 4.4, build-time network policy tools can generate and validate policies locally or in a CI pipeline. This closes the loop between "what traffic does my app need" (observed in ACS) and "what policy should I write" (generated and validated in CI). The developer never needs to author a policy from scratch — they generate one from the baseline, review it, and submit the PR.</w:t>
+        <w:t>Starting with ACS 4.4, build-time network policy tools can generate and</w:t>
+      </w:r>
+    </w:p>
+    <w:p>
+      <w:r>
+        <w:t>validate policies locally or in a CI pipeline. This closes the loop between</w:t>
+      </w:r>
+    </w:p>
+    <w:p>
+      <w:r>
+        <w:t>"what traffic does my app need" (observed in ACS) and "what policy should I</w:t>
+      </w:r>
+    </w:p>
+    <w:p>
+      <w:r>
+        <w:t>write" (generated and validated in CI). The developer never needs to author</w:t>
+      </w:r>
+    </w:p>
+    <w:p>
+      <w:r>
+        <w:t>a policy from scratch — they generate one from the baseline, review it, and</w:t>
+      </w:r>
+    </w:p>
+    <w:p>
+      <w:r>
+        <w:t>submit the PR.</w:t>
       </w:r>
     </w:p>
     <w:p>
@@ -1075,16 +1628,27 @@
     </w:p>
     <w:p>
       <w:r>
-        <w:t>Red Hat recommends a three-layer repository model that separates platform- owned policies from application-owned policies, with clear ownership and review boundaries.</w:t>
-      </w:r>
-    </w:p>
-    <w:p>
-      <w:pPr>
-        <w:spacing w:before="120" w:after="120"/>
+        <w:t>Red Hat recommends a three-layer repository model that separates platform-</w:t>
+      </w:r>
+    </w:p>
+    <w:p>
+      <w:r>
+        <w:t>owned policies from application-owned policies, with clear ownership and</w:t>
+      </w:r>
+    </w:p>
+    <w:p>
+      <w:r>
+        <w:t>review boundaries.</w:t>
+      </w:r>
+    </w:p>
+    <w:p>
+      <w:pPr>
+        <w:spacing w:after="160"/>
+        <w:shd w:fill="F5F5F5" w:val="clear"/>
       </w:pPr>
       <w:r>
         <w:rPr>
-          <w:rFonts w:ascii="Courier New" w:hAnsi="Courier New"/>
+          <w:rFonts w:ascii="Consolas" w:hAnsi="Consolas"/>
           <w:color w:val="333333"/>
           <w:sz w:val="18"/>
         </w:rPr>
@@ -1224,9 +1788,6 @@
           </w:tcPr>
           <w:p>
             <w:r>
-              <w:rPr>
-                <w:b/>
-              </w:rPr>
               <w:t>Layer</w:t>
             </w:r>
           </w:p>
@@ -1237,9 +1798,6 @@
           </w:tcPr>
           <w:p>
             <w:r>
-              <w:rPr>
-                <w:b/>
-              </w:rPr>
               <w:t>Authors</w:t>
             </w:r>
           </w:p>
@@ -1250,9 +1808,6 @@
           </w:tcPr>
           <w:p>
             <w:r>
-              <w:rPr>
-                <w:b/>
-              </w:rPr>
               <w:t>Reviewers</w:t>
             </w:r>
           </w:p>
@@ -1263,9 +1818,6 @@
           </w:tcPr>
           <w:p>
             <w:r>
-              <w:rPr>
-                <w:b/>
-              </w:rPr>
               <w:t>Scope</w:t>
             </w:r>
           </w:p>
@@ -1412,13 +1964,29 @@
       </w:r>
       <w:r>
         <w:rPr>
-          <w:rFonts w:ascii="Courier New" w:hAnsi="Courier New"/>
+          <w:rFonts w:ascii="Consolas" w:hAnsi="Consolas"/>
+          <w:color w:val="CC0000"/>
           <w:sz w:val="20"/>
         </w:rPr>
         <w:t>base/</w:t>
       </w:r>
       <w:r>
-        <w:t xml:space="preserve"> directory contains the policy shape; overlays adjust namespace names, label selectors, and external CIDR ranges per environment. The same PR that modifies a policy flows through the same CI pipeline regardless of target environment.</w:t>
+        <w:t xml:space="preserve"> directory</w:t>
+      </w:r>
+    </w:p>
+    <w:p>
+      <w:r>
+        <w:t>contains the policy shape; overlays adjust namespace names, label selectors,</w:t>
+      </w:r>
+    </w:p>
+    <w:p>
+      <w:r>
+        <w:t>and external CIDR ranges per environment. The same PR that modifies a</w:t>
+      </w:r>
+    </w:p>
+    <w:p>
+      <w:r>
+        <w:t>policy flows through the same CI pipeline regardless of target environment.</w:t>
       </w:r>
     </w:p>
     <w:p>
@@ -1458,7 +2026,17 @@
     </w:p>
     <w:p>
       <w:r>
-        <w:t>deployment. If the connection appears as an anomalous flow (outside the baseline), it was likely never policy-allowed. Decide whether to add a policy or investigate why the new connection exists.</w:t>
+        <w:t xml:space="preserve">   deployment. If the connection appears as an anomalous flow (outside the</w:t>
+      </w:r>
+    </w:p>
+    <w:p>
+      <w:r>
+        <w:t xml:space="preserve">   baseline), it was likely never policy-allowed. Decide whether to add</w:t>
+      </w:r>
+    </w:p>
+    <w:p>
+      <w:r>
+        <w:t xml:space="preserve">   a policy or investigate why the new connection exists.</w:t>
       </w:r>
     </w:p>
     <w:p>
@@ -1477,7 +2055,12 @@
     </w:p>
     <w:p>
       <w:r>
-        <w:t xml:space="preserve">destination, port, and the ACL rule that denied them. These logs identify </w:t>
+        <w:t xml:space="preserve">   destination, port, and the ACL rule that denied them. These logs</w:t>
+      </w:r>
+    </w:p>
+    <w:p>
+      <w:r>
+        <w:t xml:space="preserve">   identify </w:t>
       </w:r>
       <w:r>
         <w:rPr>
@@ -1486,7 +2069,12 @@
         <w:t>which tier</w:t>
       </w:r>
       <w:r>
-        <w:t xml:space="preserve"> denied the traffic (ANP, NP, or BANP), which tells you who needs to update the policy.</w:t>
+        <w:t xml:space="preserve"> denied the traffic (ANP, NP, or BANP), which</w:t>
+      </w:r>
+    </w:p>
+    <w:p>
+      <w:r>
+        <w:t xml:space="preserve">   tells you who needs to update the policy.</w:t>
       </w:r>
     </w:p>
     <w:p>
@@ -1505,7 +2093,12 @@
     </w:p>
     <w:p>
       <w:r>
-        <w:t>configuration, and flow logs for offline analysis. Use this for escalation to Red Hat support.</w:t>
+        <w:t xml:space="preserve">   configuration, and flow logs for offline analysis. Use this for</w:t>
+      </w:r>
+    </w:p>
+    <w:p>
+      <w:r>
+        <w:t xml:space="preserve">   escalation to Red Hat support.</w:t>
       </w:r>
     </w:p>
     <w:p>
@@ -1516,7 +2109,17 @@
         <w:t>Target:</w:t>
       </w:r>
       <w:r>
-        <w:t xml:space="preserve"> denied-flow triage should take under 30 minutes. If it regularly takes longer, the observability tooling (ACS, flow logs) is not configured correctly.</w:t>
+        <w:t xml:space="preserve"> denied-flow triage should take under 30 minutes. If it</w:t>
+      </w:r>
+    </w:p>
+    <w:p>
+      <w:r>
+        <w:t>regularly takes longer, the observability tooling (ACS, flow logs) is not</w:t>
+      </w:r>
+    </w:p>
+    <w:p>
+      <w:r>
+        <w:t>configured correctly.</w:t>
       </w:r>
     </w:p>
     <w:p>
@@ -1529,7 +2132,12 @@
     </w:p>
     <w:p>
       <w:r>
-        <w:t>When a denied flow is blocking a production incident and the normal PR process is too slow:</w:t>
+        <w:t>When a denied flow is blocking a production incident and the normal PR</w:t>
+      </w:r>
+    </w:p>
+    <w:p>
+      <w:r>
+        <w:t>process is too slow:</w:t>
       </w:r>
     </w:p>
     <w:p>
@@ -1551,7 +2159,22 @@
     </w:p>
     <w:p>
       <w:r>
-        <w:t>high priority (low number), handing the traffic decision to the NetworkPolicy tier. If no NetworkPolicy exists for the target, the BANP (if configured as default-deny) will still deny — so the break-glass may need a temporary NetworkPolicy as well.</w:t>
+        <w:t xml:space="preserve">   high priority (low number), handing the traffic decision to the</w:t>
+      </w:r>
+    </w:p>
+    <w:p>
+      <w:r>
+        <w:t xml:space="preserve">   NetworkPolicy tier. If no NetworkPolicy exists for the target, the BANP</w:t>
+      </w:r>
+    </w:p>
+    <w:p>
+      <w:r>
+        <w:t xml:space="preserve">   (if configured as default-deny) will still deny — so the break-glass</w:t>
+      </w:r>
+    </w:p>
+    <w:p>
+      <w:r>
+        <w:t xml:space="preserve">   may need a temporary NetworkPolicy as well.</w:t>
       </w:r>
     </w:p>
     <w:p>
@@ -1573,7 +2196,7 @@
     </w:p>
     <w:p>
       <w:r>
-        <w:t xml:space="preserve">annotation) and </w:t>
+        <w:t xml:space="preserve">   annotation) and </w:t>
       </w:r>
       <w:r>
         <w:rPr>
@@ -1582,7 +2205,12 @@
         <w:t>logged</w:t>
       </w:r>
       <w:r>
-        <w:t xml:space="preserve"> (create an incident ticket referencing the change).</w:t>
+        <w:t xml:space="preserve"> (create an incident ticket referencing the</w:t>
+      </w:r>
+    </w:p>
+    <w:p>
+      <w:r>
+        <w:t xml:space="preserve">   change).</w:t>
       </w:r>
     </w:p>
     <w:p>
@@ -1595,7 +2223,7 @@
     </w:p>
     <w:p>
       <w:r>
-        <w:t>and CI pipeline. The temporary rule is removed.</w:t>
+        <w:t xml:space="preserve">   and CI pipeline. The temporary rule is removed.</w:t>
       </w:r>
     </w:p>
     <w:p>
@@ -1630,17 +2258,28 @@
     </w:p>
     <w:p>
       <w:r>
-        <w:t xml:space="preserve">manifest. If someone manually applies a policy via </w:t>
+        <w:t xml:space="preserve">  manifest. If someone manually applies a policy via </w:t>
       </w:r>
       <w:r>
         <w:rPr>
-          <w:rFonts w:ascii="Courier New" w:hAnsi="Courier New"/>
+          <w:rFonts w:ascii="Consolas" w:hAnsi="Consolas"/>
+          <w:color w:val="CC0000"/>
           <w:sz w:val="20"/>
         </w:rPr>
         <w:t>oc apply</w:t>
       </w:r>
       <w:r>
-        <w:t xml:space="preserve"> instead of the PR pipeline, ArgoCD detects the drift and either alerts or auto-reverts (depending on configuration).</w:t>
+        <w:t xml:space="preserve"> instead</w:t>
+      </w:r>
+    </w:p>
+    <w:p>
+      <w:r>
+        <w:t xml:space="preserve">  of the PR pipeline, ArgoCD detects the drift and either alerts or</w:t>
+      </w:r>
+    </w:p>
+    <w:p>
+      <w:r>
+        <w:t xml:space="preserve">  auto-reverts (depending on configuration).</w:t>
       </w:r>
     </w:p>
     <w:p>
@@ -1659,7 +2298,17 @@
     </w:p>
     <w:p>
       <w:r>
-        <w:t>the ACS network baseline, ACS flags them as anomalous. This catches both policy drift (someone added a rule manually) and application drift (a new service started making unexpected connections).</w:t>
+        <w:t xml:space="preserve">  the ACS network baseline, ACS flags them as anomalous. This catches</w:t>
+      </w:r>
+    </w:p>
+    <w:p>
+      <w:r>
+        <w:t xml:space="preserve">  both policy drift (someone added a rule manually) and application</w:t>
+      </w:r>
+    </w:p>
+    <w:p>
+      <w:r>
+        <w:t xml:space="preserve">  drift (a new service started making unexpected connections).</w:t>
       </w:r>
     </w:p>
     <w:p>
@@ -1725,7 +2374,12 @@
     </w:p>
     <w:p>
       <w:r>
-        <w:t>The shift to in-cluster network policy does not eliminate the firewall team. It changes their scope and elevates their role from gatekeeper to architect.</w:t>
+        <w:t>The shift to in-cluster network policy does not eliminate the firewall team.</w:t>
+      </w:r>
+    </w:p>
+    <w:p>
+      <w:r>
+        <w:t>It changes their scope and elevates their role from gatekeeper to architect.</w:t>
       </w:r>
     </w:p>
     <w:p>
@@ -1752,7 +2406,17 @@
     </w:p>
     <w:p>
       <w:r>
-        <w:t>continues to manage traffic entering and leaving the data center or cloud VPC. This is where TLS inspection, DDoS mitigation, and compliance logging (PCI, HIPAA) remain.</w:t>
+        <w:t xml:space="preserve">  continues to manage traffic entering and leaving the data center or</w:t>
+      </w:r>
+    </w:p>
+    <w:p>
+      <w:r>
+        <w:t xml:space="preserve">  cloud VPC. This is where TLS inspection, DDoS mitigation, and</w:t>
+      </w:r>
+    </w:p>
+    <w:p>
+      <w:r>
+        <w:t xml:space="preserve">  compliance logging (PCI, HIPAA) remain.</w:t>
       </w:r>
     </w:p>
     <w:p>
@@ -1771,7 +2435,17 @@
     </w:p>
     <w:p>
       <w:r>
-        <w:t>EgressFirewall CRDs that control which external destinations cluster workloads can reach. This is their domain expertise (approved CIDRs, DNS-based rules, compliance-required blocks).</w:t>
+        <w:t xml:space="preserve">  EgressFirewall CRDs that control which external destinations cluster</w:t>
+      </w:r>
+    </w:p>
+    <w:p>
+      <w:r>
+        <w:t xml:space="preserve">  workloads can reach. This is their domain expertise (approved CIDRs,</w:t>
+      </w:r>
+    </w:p>
+    <w:p>
+      <w:r>
+        <w:t xml:space="preserve">  DNS-based rules, compliance-required blocks).</w:t>
       </w:r>
     </w:p>
     <w:p>
@@ -1790,7 +2464,12 @@
     </w:p>
     <w:p>
       <w:r>
-        <w:t>network policies (ANP, BANP) because these have cluster-wide blast radius. The platform team authors them; the firewall team approves.</w:t>
+        <w:t xml:space="preserve">  network policies (ANP, BANP) because these have cluster-wide blast</w:t>
+      </w:r>
+    </w:p>
+    <w:p>
+      <w:r>
+        <w:t xml:space="preserve">  radius. The platform team authors them; the firewall team approves.</w:t>
       </w:r>
     </w:p>
     <w:p>
@@ -1817,7 +2496,17 @@
     </w:p>
     <w:p>
       <w:r>
-        <w:t>the cluster is segmented by NetworkPolicy, authored by app teams and reviewed by the platform team. The firewall team does not need to approve every pod-to-pod rule — that does not scale.</w:t>
+        <w:t xml:space="preserve">  the cluster is segmented by NetworkPolicy, authored by app teams and</w:t>
+      </w:r>
+    </w:p>
+    <w:p>
+      <w:r>
+        <w:t xml:space="preserve">  reviewed by the platform team. The firewall team does not need to</w:t>
+      </w:r>
+    </w:p>
+    <w:p>
+      <w:r>
+        <w:t xml:space="preserve">  approve every pod-to-pod rule — that does not scale.</w:t>
       </w:r>
     </w:p>
     <w:p>
@@ -1836,7 +2525,17 @@
     </w:p>
     <w:p>
       <w:r>
-        <w:t>policies. They know which services call which endpoints. The platform team reviews for correctness and compliance; the firewall team is consulted for cross-namespace or unusual egress patterns.</w:t>
+        <w:t xml:space="preserve">  policies. They know which services call which endpoints. The platform</w:t>
+      </w:r>
+    </w:p>
+    <w:p>
+      <w:r>
+        <w:t xml:space="preserve">  team reviews for correctness and compliance; the firewall team is</w:t>
+      </w:r>
+    </w:p>
+    <w:p>
+      <w:r>
+        <w:t xml:space="preserve">  consulted for cross-namespace or unusual egress patterns.</w:t>
       </w:r>
     </w:p>
     <w:p>
@@ -1848,18 +2547,83 @@
       </w:r>
     </w:p>
     <w:p>
-      <w:r>
+      <w:pPr>
+        <w:jc w:val="center"/>
+      </w:pPr>
+      <w:r>
+        <w:rPr>
+          <w:i/>
+          <w:color w:val="666666"/>
+          <w:sz w:val="20"/>
+        </w:rPr>
         <w:t>Diagram: advisory-team-ownership — policy ownership model</w:t>
       </w:r>
     </w:p>
     <w:p>
-      <w:r>
-        <w:t>[Diagram: Policy ownership model]</w:t>
-      </w:r>
-    </w:p>
-    <w:p>
-      <w:r>
-        <w:t>The firewall team moves from "approve every rule" to "set the boundaries and review the exceptions." This is faster for developers, safer for the organization, and a better use of the firewall team's expertise.</w:t>
+      <w:pPr>
+        <w:jc w:val="center"/>
+      </w:pPr>
+      <w:r>
+        <w:drawing>
+          <wp:inline xmlns:a="http://schemas.openxmlformats.org/drawingml/2006/main" xmlns:pic="http://schemas.openxmlformats.org/drawingml/2006/picture">
+            <wp:extent cx="5029200" cy="2345763"/>
+            <wp:docPr id="3" name="Picture 3"/>
+            <wp:cNvGraphicFramePr>
+              <a:graphicFrameLocks noChangeAspect="1"/>
+            </wp:cNvGraphicFramePr>
+            <a:graphic>
+              <a:graphicData uri="http://schemas.openxmlformats.org/drawingml/2006/picture">
+                <pic:pic>
+                  <pic:nvPicPr>
+                    <pic:cNvPr id="0" name="image.png"/>
+                    <pic:cNvPicPr/>
+                  </pic:nvPicPr>
+                  <pic:blipFill>
+                    <a:blip r:embed="rId11"/>
+                    <a:stretch>
+                      <a:fillRect/>
+                    </a:stretch>
+                  </pic:blipFill>
+                  <pic:spPr>
+                    <a:xfrm>
+                      <a:off x="0" y="0"/>
+                      <a:ext cx="5029200" cy="2345763"/>
+                    </a:xfrm>
+                    <a:prstGeom prst="rect"/>
+                  </pic:spPr>
+                </pic:pic>
+              </a:graphicData>
+            </a:graphic>
+          </wp:inline>
+        </w:drawing>
+      </w:r>
+    </w:p>
+    <w:p>
+      <w:pPr>
+        <w:jc w:val="center"/>
+      </w:pPr>
+      <w:r>
+        <w:rPr>
+          <w:i/>
+          <w:color w:val="666666"/>
+          <w:sz w:val="18"/>
+        </w:rPr>
+        <w:t>Policy ownership model</w:t>
+      </w:r>
+    </w:p>
+    <w:p>
+      <w:r>
+        <w:t>The firewall team moves from "approve every rule" to "set the boundaries</w:t>
+      </w:r>
+    </w:p>
+    <w:p>
+      <w:r>
+        <w:t>and review the exceptions." This is faster for developers, safer for the</w:t>
+      </w:r>
+    </w:p>
+    <w:p>
+      <w:r>
+        <w:t>organization, and a better use of the firewall team's expertise.</w:t>
       </w:r>
     </w:p>
     <w:p>
@@ -1880,7 +2644,12 @@
     </w:p>
     <w:p>
       <w:r>
-        <w:t>After sustained effort over a maturity period agreed upon by the organization, a mature network policy practice looks like this:</w:t>
+        <w:t>After sustained effort over a maturity period agreed upon by the</w:t>
+      </w:r>
+    </w:p>
+    <w:p>
+      <w:r>
+        <w:t>organization, a mature network policy practice looks like this:</w:t>
       </w:r>
     </w:p>
     <w:p>
@@ -1888,113 +2657,69 @@
         <w:pStyle w:val="ListBullet"/>
       </w:pPr>
       <w:r>
-        <w:t xml:space="preserve">☐ </w:t>
+        <w:t>Default-deny in every namespace — no namespace exists without a</w:t>
+      </w:r>
+    </w:p>
+    <w:p>
+      <w:r>
+        <w:t xml:space="preserve">      default-deny NetworkPolicy or BANP coverage.</w:t>
+      </w:r>
+    </w:p>
+    <w:p>
+      <w:pPr>
+        <w:pStyle w:val="ListBullet"/>
+      </w:pPr>
+      <w:r>
+        <w:t>ACS baselines active — every production namespace has a locked</w:t>
+      </w:r>
+    </w:p>
+    <w:p>
+      <w:r>
+        <w:t xml:space="preserve">      baseline. New flows trigger anomalous-flow alerts.</w:t>
+      </w:r>
+    </w:p>
+    <w:p>
+      <w:pPr>
+        <w:pStyle w:val="ListBullet"/>
+      </w:pPr>
+      <w:r>
+        <w:t>ANP guardrails enforced — cross-environment traffic blocked,</w:t>
+      </w:r>
+    </w:p>
+    <w:p>
+      <w:r>
+        <w:t xml:space="preserve">      monitoring access allowed, control-plane access restricted.</w:t>
+      </w:r>
+    </w:p>
+    <w:p>
+      <w:pPr>
+        <w:pStyle w:val="ListBullet"/>
+      </w:pPr>
+      <w:r>
+        <w:t>BANP default-deny — the cluster-wide safety net catches any</w:t>
+      </w:r>
+    </w:p>
+    <w:p>
+      <w:r>
+        <w:t xml:space="preserve">      traffic not explicitly allowed by ANP or NetworkPolicy.</w:t>
+      </w:r>
+    </w:p>
+    <w:p>
+      <w:pPr>
+        <w:pStyle w:val="ListBullet"/>
+      </w:pPr>
+      <w:r>
+        <w:t>App teams authoring policies via PR — developers submit</w:t>
+      </w:r>
+    </w:p>
+    <w:p>
+      <w:r>
+        <w:t xml:space="preserve">      NetworkPolicy changes through the CI/CD pipeline, not </w:t>
       </w:r>
       <w:r>
         <w:rPr>
-          <w:b/>
-        </w:rPr>
-        <w:t>Default-deny in every namespace</w:t>
-      </w:r>
-      <w:r>
-        <w:t xml:space="preserve"> — no namespace exists without a</w:t>
-      </w:r>
-    </w:p>
-    <w:p>
-      <w:r>
-        <w:t>default-deny NetworkPolicy or BANP coverage.</w:t>
-      </w:r>
-    </w:p>
-    <w:p>
-      <w:pPr>
-        <w:pStyle w:val="ListBullet"/>
-      </w:pPr>
-      <w:r>
-        <w:t xml:space="preserve">☐ </w:t>
-      </w:r>
-      <w:r>
-        <w:rPr>
-          <w:b/>
-        </w:rPr>
-        <w:t>ACS baselines active</w:t>
-      </w:r>
-      <w:r>
-        <w:t xml:space="preserve"> — every production namespace has a locked</w:t>
-      </w:r>
-    </w:p>
-    <w:p>
-      <w:r>
-        <w:t>baseline. New flows trigger anomalous-flow alerts.</w:t>
-      </w:r>
-    </w:p>
-    <w:p>
-      <w:pPr>
-        <w:pStyle w:val="ListBullet"/>
-      </w:pPr>
-      <w:r>
-        <w:t xml:space="preserve">☐ </w:t>
-      </w:r>
-      <w:r>
-        <w:rPr>
-          <w:b/>
-        </w:rPr>
-        <w:t>ANP guardrails enforced</w:t>
-      </w:r>
-      <w:r>
-        <w:t xml:space="preserve"> — cross-environment traffic blocked,</w:t>
-      </w:r>
-    </w:p>
-    <w:p>
-      <w:r>
-        <w:t>monitoring access allowed, control-plane access restricted.</w:t>
-      </w:r>
-    </w:p>
-    <w:p>
-      <w:pPr>
-        <w:pStyle w:val="ListBullet"/>
-      </w:pPr>
-      <w:r>
-        <w:t xml:space="preserve">☐ </w:t>
-      </w:r>
-      <w:r>
-        <w:rPr>
-          <w:b/>
-        </w:rPr>
-        <w:t>BANP default-deny</w:t>
-      </w:r>
-      <w:r>
-        <w:t xml:space="preserve"> — the cluster-wide safety net catches any</w:t>
-      </w:r>
-    </w:p>
-    <w:p>
-      <w:r>
-        <w:t>traffic not explicitly allowed by ANP or NetworkPolicy.</w:t>
-      </w:r>
-    </w:p>
-    <w:p>
-      <w:pPr>
-        <w:pStyle w:val="ListBullet"/>
-      </w:pPr>
-      <w:r>
-        <w:t xml:space="preserve">☐ </w:t>
-      </w:r>
-      <w:r>
-        <w:rPr>
-          <w:b/>
-        </w:rPr>
-        <w:t>App teams authoring policies via PR</w:t>
-      </w:r>
-      <w:r>
-        <w:t xml:space="preserve"> — developers submit</w:t>
-      </w:r>
-    </w:p>
-    <w:p>
-      <w:r>
-        <w:t xml:space="preserve">NetworkPolicy changes through the CI/CD pipeline, not </w:t>
-      </w:r>
-      <w:r>
-        <w:rPr>
-          <w:rFonts w:ascii="Courier New" w:hAnsi="Courier New"/>
+          <w:rFonts w:ascii="Consolas" w:hAnsi="Consolas"/>
+          <w:color w:val="CC0000"/>
           <w:sz w:val="20"/>
         </w:rPr>
         <w:t>oc apply</w:t>
@@ -2008,21 +2733,12 @@
         <w:pStyle w:val="ListBullet"/>
       </w:pPr>
       <w:r>
-        <w:t xml:space="preserve">☐ </w:t>
-      </w:r>
-      <w:r>
-        <w:rPr>
-          <w:b/>
-        </w:rPr>
-        <w:t>CI validates before merge</w:t>
-      </w:r>
-      <w:r>
-        <w:t xml:space="preserve"> — schema checks, policy linting, ACS</w:t>
-      </w:r>
-    </w:p>
-    <w:p>
-      <w:r>
-        <w:t>build-time validation, and dry-run apply run on every PR.</w:t>
+        <w:t>CI validates before merge — schema checks, policy linting, ACS</w:t>
+      </w:r>
+    </w:p>
+    <w:p>
+      <w:r>
+        <w:t xml:space="preserve">      build-time validation, and dry-run apply run on every PR.</w:t>
       </w:r>
     </w:p>
     <w:p>
@@ -2030,21 +2746,12 @@
         <w:pStyle w:val="ListBullet"/>
       </w:pPr>
       <w:r>
-        <w:t xml:space="preserve">☐ </w:t>
-      </w:r>
-      <w:r>
-        <w:rPr>
-          <w:b/>
-        </w:rPr>
-        <w:t>EgressFirewall per project</w:t>
-      </w:r>
-      <w:r>
-        <w:t xml:space="preserve"> — outbound traffic is restricted to</w:t>
-      </w:r>
-    </w:p>
-    <w:p>
-      <w:r>
-        <w:t>approved external destinations in every namespace.</w:t>
+        <w:t>EgressFirewall per project — outbound traffic is restricted to</w:t>
+      </w:r>
+    </w:p>
+    <w:p>
+      <w:r>
+        <w:t xml:space="preserve">      approved external destinations in every namespace.</w:t>
       </w:r>
     </w:p>
     <w:p>
@@ -2052,21 +2759,12 @@
         <w:pStyle w:val="ListBullet"/>
       </w:pPr>
       <w:r>
-        <w:t xml:space="preserve">☐ </w:t>
-      </w:r>
-      <w:r>
-        <w:rPr>
-          <w:b/>
-        </w:rPr>
-        <w:t>Firewall team reviews, does not block</w:t>
-      </w:r>
-      <w:r>
-        <w:t xml:space="preserve"> — turnaround on ANP/BANP</w:t>
-      </w:r>
-    </w:p>
-    <w:p>
-      <w:r>
-        <w:t>reviews is under 48 hours.</w:t>
+        <w:t>Firewall team reviews, does not block — turnaround on ANP/BANP</w:t>
+      </w:r>
+    </w:p>
+    <w:p>
+      <w:r>
+        <w:t xml:space="preserve">      reviews is under 48 hours.</w:t>
       </w:r>
     </w:p>
     <w:p>
@@ -2074,21 +2772,12 @@
         <w:pStyle w:val="ListBullet"/>
       </w:pPr>
       <w:r>
-        <w:t xml:space="preserve">☐ </w:t>
-      </w:r>
-      <w:r>
-        <w:rPr>
-          <w:b/>
-        </w:rPr>
-        <w:t>Denied-flow triage under 30 minutes</w:t>
-      </w:r>
-      <w:r>
-        <w:t xml:space="preserve"> — ACS alerts and OVN-K flow</w:t>
-      </w:r>
-    </w:p>
-    <w:p>
-      <w:r>
-        <w:t>logs provide immediate root-cause.</w:t>
+        <w:t>Denied-flow triage under 30 minutes — ACS alerts and OVN-K flow</w:t>
+      </w:r>
+    </w:p>
+    <w:p>
+      <w:r>
+        <w:t xml:space="preserve">      logs provide immediate root-cause.</w:t>
       </w:r>
     </w:p>
     <w:p>
@@ -2096,21 +2785,17 @@
         <w:pStyle w:val="ListBullet"/>
       </w:pPr>
       <w:r>
-        <w:t xml:space="preserve">☐ </w:t>
-      </w:r>
-      <w:r>
-        <w:rPr>
-          <w:b/>
-        </w:rPr>
-        <w:t>Quarterly policy review</w:t>
-      </w:r>
-      <w:r>
-        <w:t xml:space="preserve"> — all break-glass events reviewed,</w:t>
-      </w:r>
-    </w:p>
-    <w:p>
-      <w:r>
-        <w:t>stale policies removed, ACS baselines refreshed, RBAC bindings audited.</w:t>
+        <w:t>Quarterly policy review — all break-glass events reviewed,</w:t>
+      </w:r>
+    </w:p>
+    <w:p>
+      <w:r>
+        <w:t xml:space="preserve">      stale policies removed, ACS baselines refreshed, RBAC bindings</w:t>
+      </w:r>
+    </w:p>
+    <w:p>
+      <w:r>
+        <w:t xml:space="preserve">      audited.</w:t>
       </w:r>
     </w:p>
     <w:p>
@@ -2123,7 +2808,12 @@
     </w:p>
     <w:p>
       <w:r>
-        <w:t>These are the top five lessons Red Hat hears from customers who have completed this journey:</w:t>
+        <w:t>These are the top five lessons Red Hat hears from customers who have</w:t>
+      </w:r>
+    </w:p>
+    <w:p>
+      <w:r>
+        <w:t>completed this journey:</w:t>
       </w:r>
     </w:p>
     <w:p>
@@ -2142,7 +2832,17 @@
     </w:p>
     <w:p>
       <w:r>
-        <w:t>who jumped to default-deny without first running ACS in observation mode caused outages from denied traffic they did not know existed. The observe phase pays for itself.</w:t>
+        <w:t xml:space="preserve">   who jumped to default-deny without first running ACS in observation mode</w:t>
+      </w:r>
+    </w:p>
+    <w:p>
+      <w:r>
+        <w:t xml:space="preserve">   caused outages from denied traffic they did not know existed. The observe</w:t>
+      </w:r>
+    </w:p>
+    <w:p>
+      <w:r>
+        <w:t xml:space="preserve">   phase pays for itself.</w:t>
       </w:r>
     </w:p>
     <w:p>
@@ -2161,7 +2861,12 @@
     </w:p>
     <w:p>
       <w:r>
-        <w:t>should be simple — three to five archetypes, not twenty. Start broad and refine based on actual PR volume and developer feedback.</w:t>
+        <w:t xml:space="preserve">   should be simple — three to five archetypes, not twenty. Start broad</w:t>
+      </w:r>
+    </w:p>
+    <w:p>
+      <w:r>
+        <w:t xml:space="preserve">   and refine based on actual PR volume and developer feedback.</w:t>
       </w:r>
     </w:p>
     <w:p>
@@ -2180,7 +2885,17 @@
     </w:p>
     <w:p>
       <w:r>
-        <w:t>external endpoint every service needs to reach is the most time-consuming part of the shift. Start this inventory in Phase 1 alongside the ACS observation.</w:t>
+        <w:t xml:space="preserve">   external endpoint every service needs to reach is the most</w:t>
+      </w:r>
+    </w:p>
+    <w:p>
+      <w:r>
+        <w:t xml:space="preserve">   time-consuming part of the shift. Start this inventory in Phase 1</w:t>
+      </w:r>
+    </w:p>
+    <w:p>
+      <w:r>
+        <w:t xml:space="preserve">   alongside the ACS observation.</w:t>
       </w:r>
     </w:p>
     <w:p>
@@ -2199,7 +2914,17 @@
     </w:p>
     <w:p>
       <w:r>
-        <w:t>presented in-cluster policy as a replacement for the firewall team met resistance. Customers who positioned it as "the firewall team's expertise applied at a new layer" got buy-in.</w:t>
+        <w:t xml:space="preserve">   presented in-cluster policy as a replacement for the firewall team met</w:t>
+      </w:r>
+    </w:p>
+    <w:p>
+      <w:r>
+        <w:t xml:space="preserve">   resistance. Customers who positioned it as "the firewall team's</w:t>
+      </w:r>
+    </w:p>
+    <w:p>
+      <w:r>
+        <w:t xml:space="preserve">   expertise applied at a new layer" got buy-in.</w:t>
       </w:r>
     </w:p>
     <w:p>
@@ -2218,7 +2943,17 @@
     </w:p>
     <w:p>
       <w:r>
-        <w:t>incident in production without a break-glass process caused panic and a rollback of all policies. Define the break-glass process before you enforce anything in production.</w:t>
+        <w:t xml:space="preserve">   incident in production without a break-glass process caused panic and</w:t>
+      </w:r>
+    </w:p>
+    <w:p>
+      <w:r>
+        <w:t xml:space="preserve">   a rollback of all policies. Define the break-glass process before you</w:t>
+      </w:r>
+    </w:p>
+    <w:p>
+      <w:r>
+        <w:t xml:space="preserve">   enforce anything in production.</w:t>
       </w:r>
     </w:p>
     <w:p>
@@ -2231,7 +2966,17 @@
     </w:p>
     <w:p>
       <w:r>
-        <w:t xml:space="preserve">This network policy process fits within a broader environment governance framework covering RBAC, admission control, GitOps, and audit. The companion document — </w:t>
+        <w:t>This network policy process fits within a broader environment governance</w:t>
+      </w:r>
+    </w:p>
+    <w:p>
+      <w:r>
+        <w:t>framework covering RBAC, admission control, GitOps, and audit. The</w:t>
+      </w:r>
+    </w:p>
+    <w:p>
+      <w:r>
+        <w:t xml:space="preserve">companion document — </w:t>
       </w:r>
       <w:r>
         <w:rPr>
@@ -2240,7 +2985,12 @@
         <w:t>Kubernetes Environment Access Policies</w:t>
       </w:r>
       <w:r>
-        <w:t xml:space="preserve"> — covers the full stack:</w:t>
+        <w:t xml:space="preserve"> — covers the</w:t>
+      </w:r>
+    </w:p>
+    <w:p>
+      <w:r>
+        <w:t>full stack:</w:t>
       </w:r>
     </w:p>
     <w:tbl>
@@ -2261,9 +3011,6 @@
           </w:tcPr>
           <w:p>
             <w:r>
-              <w:rPr>
-                <w:b/>
-              </w:rPr>
               <w:t>Governance layer</w:t>
             </w:r>
           </w:p>
@@ -2274,9 +3021,6 @@
           </w:tcPr>
           <w:p>
             <w:r>
-              <w:rPr>
-                <w:b/>
-              </w:rPr>
               <w:t>This document</w:t>
             </w:r>
           </w:p>
@@ -2287,9 +3031,6 @@
           </w:tcPr>
           <w:p>
             <w:r>
-              <w:rPr>
-                <w:b/>
-              </w:rPr>
               <w:t>Companion document</w:t>
             </w:r>
           </w:p>
@@ -2490,7 +3231,22 @@
     </w:tbl>
     <w:p>
       <w:r>
-        <w:t>The network policy process described here is one vertical slice of that broader model. Organizations should implement both together — network segmentation without RBAC governance is incomplete, and RBAC without network segmentation leaves east-west traffic uncontrolled.</w:t>
+        <w:t>The network policy process described here is one vertical slice of that</w:t>
+      </w:r>
+    </w:p>
+    <w:p>
+      <w:r>
+        <w:t>broader model. Organizations should implement both together — network</w:t>
+      </w:r>
+    </w:p>
+    <w:p>
+      <w:r>
+        <w:t>segmentation without RBAC governance is incomplete, and RBAC without</w:t>
+      </w:r>
+    </w:p>
+    <w:p>
+      <w:r>
+        <w:t>network segmentation leaves east-west traffic uncontrolled.</w:t>
       </w:r>
     </w:p>
     <w:p>
@@ -2507,7 +3263,7 @@
       </w:pPr>
       <w:r>
         <w:rPr>
-          <w:color w:val="00568B"/>
+          <w:color w:val="0066CC"/>
           <w:u w:val="single"/>
         </w:rPr>
         <w:t>OpenShift AdminNetworkPolicy documentation</w:t>
@@ -2519,7 +3275,7 @@
       </w:pPr>
       <w:r>
         <w:rPr>
-          <w:color w:val="00568B"/>
+          <w:color w:val="0066CC"/>
           <w:u w:val="single"/>
         </w:rPr>
         <w:t>BaselineAdminNetworkPolicy documentation</w:t>
@@ -2531,7 +3287,7 @@
       </w:pPr>
       <w:r>
         <w:rPr>
-          <w:color w:val="00568B"/>
+          <w:color w:val="0066CC"/>
           <w:u w:val="single"/>
         </w:rPr>
         <w:t>Using AdminNetworkPolicy API to secure OpenShift cluster networking</w:t>
@@ -2543,7 +3299,7 @@
       </w:pPr>
       <w:r>
         <w:rPr>
-          <w:color w:val="00568B"/>
+          <w:color w:val="0066CC"/>
           <w:u w:val="single"/>
         </w:rPr>
         <w:t>OpenShift EgressFirewall documentation</w:t>
@@ -2555,7 +3311,7 @@
       </w:pPr>
       <w:r>
         <w:rPr>
-          <w:color w:val="00568B"/>
+          <w:color w:val="0066CC"/>
           <w:u w:val="single"/>
         </w:rPr>
         <w:t>ACS — Managing network policies</w:t>
@@ -2567,7 +3323,7 @@
       </w:pPr>
       <w:r>
         <w:rPr>
-          <w:color w:val="00568B"/>
+          <w:color w:val="0066CC"/>
           <w:u w:val="single"/>
         </w:rPr>
         <w:t>Kubernetes Network Policies</w:t>
@@ -2579,7 +3335,7 @@
       </w:pPr>
       <w:r>
         <w:rPr>
-          <w:color w:val="00568B"/>
+          <w:color w:val="0066CC"/>
           <w:u w:val="single"/>
         </w:rPr>
         <w:t>CNCF Cloud Native Security Whitepaper</w:t>
@@ -2591,7 +3347,7 @@
       </w:pPr>
       <w:r>
         <w:rPr>
-          <w:color w:val="00568B"/>
+          <w:color w:val="0066CC"/>
           <w:u w:val="single"/>
         </w:rPr>
         <w:t>Kubernetes RBAC Good Practices</w:t>
@@ -2606,7 +3362,7 @@
       </w:r>
       <w:r>
         <w:rPr>
-          <w:color w:val="00568B"/>
+          <w:color w:val="0066CC"/>
           <w:u w:val="single"/>
         </w:rPr>
         <w:t>Kubernetes Environment Access Policies</w:t>
@@ -2987,7 +3743,7 @@
     <w:rsid w:val="00FC693F"/>
     <w:rPr>
       <w:rFonts w:ascii="Calibri" w:hAnsi="Calibri"/>
-      <w:sz w:val="22"/>
+      <w:sz w:val="18"/>
     </w:rPr>
   </w:style>
   <w:style w:type="paragraph" w:styleId="Header">
